--- a/reports/diabetes_genetic_risk_monitoring_report.docx
+++ b/reports/diabetes_genetic_risk_monitoring_report.docx
@@ -1451,31 +1451,31 @@
                 <w:color w:val="000000"/>
                 <w:sz w:val="21"/>
               </w:rPr>
-              <w:t>1. 为什么要避免数据泄漏：预处理参数必须只在训练集上拟合，再应用到验证集和测试集，否则验证指标会虚高。</w:t>
-            </w:r>
-          </w:p>
-          <w:p>
-            <w:r/>
-            <w:r>
-              <w:rPr>
-                <w:rFonts w:ascii="宋体" w:hAnsi="宋体" w:eastAsia="宋体"/>
-                <w:b w:val="0"/>
-                <w:color w:val="000000"/>
-                <w:sz w:val="21"/>
-              </w:rPr>
-              <w:t>2. 为什么使用多模型比较：不同树模型对特征组合和噪声的敏感性不同，比较后可选择更稳定的方案。</w:t>
-            </w:r>
-          </w:p>
-          <w:p>
-            <w:r/>
-            <w:r>
-              <w:rPr>
-                <w:rFonts w:ascii="宋体" w:hAnsi="宋体" w:eastAsia="宋体"/>
-                <w:b w:val="0"/>
-                <w:color w:val="000000"/>
-                <w:sz w:val="21"/>
-              </w:rPr>
-              <w:t>3. 为什么采用软投票：软投票利用概率信息融合多个模型，实验箱端 F1 达到 0.9490，综合表现优于单模型。</w:t>
+              <w:t>1. 数据泄漏的处理：本实验的缺失值填补、编码和标准化都只在训练集上拟合，再用于验证集和测试集。这样验证结果才比较可信，不会因为提前看到了测试数据而变得虚高。</w:t>
+            </w:r>
+          </w:p>
+          <w:p>
+            <w:r/>
+            <w:r>
+              <w:rPr>
+                <w:rFonts w:ascii="宋体" w:hAnsi="宋体" w:eastAsia="宋体"/>
+                <w:b w:val="0"/>
+                <w:color w:val="000000"/>
+                <w:sz w:val="21"/>
+              </w:rPr>
+              <w:t>2. 模型选择结果：这个数据集是表格型医学数据，树模型比直接上深度学习更合适。随机森林比较稳，LightGBM 的 AUC 最好，CatBoost 也很接近，所以没有只看一个模型。</w:t>
+            </w:r>
+          </w:p>
+          <w:p>
+            <w:r/>
+            <w:r>
+              <w:rPr>
+                <w:rFonts w:ascii="宋体" w:hAnsi="宋体" w:eastAsia="宋体"/>
+                <w:b w:val="0"/>
+                <w:color w:val="000000"/>
+                <w:sz w:val="21"/>
+              </w:rPr>
+              <w:t>3. 最终采用的模型：最后更适合采用软投票融合。实验箱端软投票 Accuracy 为 0.9606，Recall 为 0.9612，F1 为 0.9490，阳性样本检出效果比较好。</w:t>
             </w:r>
           </w:p>
         </w:tc>

--- a/reports/diabetes_genetic_risk_monitoring_report.docx
+++ b/reports/diabetes_genetic_risk_monitoring_report.docx
@@ -1451,31 +1451,31 @@
                 <w:color w:val="000000"/>
                 <w:sz w:val="21"/>
               </w:rPr>
-              <w:t>1. 数据泄漏的处理：本实验的缺失值填补、编码和标准化都只在训练集上拟合，再用于验证集和测试集。这样验证结果才比较可信，不会因为提前看到了测试数据而变得虚高。</w:t>
-            </w:r>
-          </w:p>
-          <w:p>
-            <w:r/>
-            <w:r>
-              <w:rPr>
-                <w:rFonts w:ascii="宋体" w:hAnsi="宋体" w:eastAsia="宋体"/>
-                <w:b w:val="0"/>
-                <w:color w:val="000000"/>
-                <w:sz w:val="21"/>
-              </w:rPr>
-              <w:t>2. 模型选择结果：这个数据集是表格型医学数据，树模型比直接上深度学习更合适。随机森林比较稳，LightGBM 的 AUC 最好，CatBoost 也很接近，所以没有只看一个模型。</w:t>
-            </w:r>
-          </w:p>
-          <w:p>
-            <w:r/>
-            <w:r>
-              <w:rPr>
-                <w:rFonts w:ascii="宋体" w:hAnsi="宋体" w:eastAsia="宋体"/>
-                <w:b w:val="0"/>
-                <w:color w:val="000000"/>
-                <w:sz w:val="21"/>
-              </w:rPr>
-              <w:t>3. 最终采用的模型：最后更适合采用软投票融合。实验箱端软投票 Accuracy 为 0.9606，Recall 为 0.9612，F1 为 0.9490，阳性样本检出效果比较好。</w:t>
+              <w:t>1. 为什么要避免数据泄漏？答：本实验的缺失值填补、编码和标准化都只在训练集上拟合，再用于验证集和测试集。这样验证结果才比较可信，不会因为提前看到了测试数据而变得虚高。</w:t>
+            </w:r>
+          </w:p>
+          <w:p>
+            <w:r/>
+            <w:r>
+              <w:rPr>
+                <w:rFonts w:ascii="宋体" w:hAnsi="宋体" w:eastAsia="宋体"/>
+                <w:b w:val="0"/>
+                <w:color w:val="000000"/>
+                <w:sz w:val="21"/>
+              </w:rPr>
+              <w:t>2. 为什么没有直接用深度学习，而是选择树模型？答：这个数据集是表格型医学数据，字段数量不多，树模型比直接上深度学习更合适。随机森林比较稳，LightGBM 的 AUC 最好，CatBoost 也很接近，所以没有只看一个模型。</w:t>
+            </w:r>
+          </w:p>
+          <w:p>
+            <w:r/>
+            <w:r>
+              <w:rPr>
+                <w:rFonts w:ascii="宋体" w:hAnsi="宋体" w:eastAsia="宋体"/>
+                <w:b w:val="0"/>
+                <w:color w:val="000000"/>
+                <w:sz w:val="21"/>
+              </w:rPr>
+              <w:t>3. 最终应该采用哪个模型？答：最后更适合采用软投票融合。实验箱端软投票 Accuracy 为 0.9606，Recall 为 0.9612，F1 为 0.9490，阳性样本检出效果比较好。</w:t>
             </w:r>
           </w:p>
         </w:tc>

--- a/reports/diabetes_genetic_risk_monitoring_report.docx
+++ b/reports/diabetes_genetic_risk_monitoring_report.docx
@@ -746,7 +746,7 @@
                 <w:rFonts w:ascii="宋体" w:hAnsi="宋体" w:eastAsia="宋体"/>
                 <w:b w:val="0"/>
                 <w:color w:val="000000"/>
-                <w:sz w:val="21"/>
+                <w:sz w:val="20"/>
               </w:rPr>
               <w:t>糖尿病遗传风险监测</w:t>
             </w:r>
@@ -787,7 +787,7 @@
                 <w:rFonts w:ascii="宋体" w:hAnsi="宋体" w:eastAsia="宋体"/>
                 <w:b w:val="0"/>
                 <w:color w:val="000000"/>
-                <w:sz w:val="21"/>
+                <w:sz w:val="20"/>
               </w:rPr>
               <w:t>读取糖尿病遗传风险训练集与测试集，完成数据质量检查、缺失值处理和特征预处理。</w:t>
             </w:r>
@@ -799,7 +799,7 @@
                 <w:rFonts w:ascii="宋体" w:hAnsi="宋体" w:eastAsia="宋体"/>
                 <w:b w:val="0"/>
                 <w:color w:val="000000"/>
-                <w:sz w:val="21"/>
+                <w:sz w:val="20"/>
               </w:rPr>
               <w:t>训练随机森林、LightGBM、CatBoost 三类模型，并使用软投票融合输出糖尿病风险概率。</w:t>
             </w:r>
@@ -811,7 +811,7 @@
                 <w:rFonts w:ascii="宋体" w:hAnsi="宋体" w:eastAsia="宋体"/>
                 <w:b w:val="0"/>
                 <w:color w:val="000000"/>
-                <w:sz w:val="21"/>
+                <w:sz w:val="20"/>
               </w:rPr>
               <w:t>使用 Accuracy、Precision、Recall、F1、AUC 等指标评价模型效果，并比较 PC 端与实验箱端运行结果。</w:t>
             </w:r>
@@ -852,7 +852,7 @@
                 <w:rFonts w:ascii="宋体" w:hAnsi="宋体" w:eastAsia="宋体"/>
                 <w:b w:val="0"/>
                 <w:color w:val="000000"/>
-                <w:sz w:val="21"/>
+                <w:sz w:val="20"/>
               </w:rPr>
               <w:t>1. 数据检查：训练集 5070 条、测试集 1000 条；训练集标签 0 为 3134 条，标签 1 为 1936 条。</w:t>
             </w:r>
@@ -864,7 +864,7 @@
                 <w:rFonts w:ascii="宋体" w:hAnsi="宋体" w:eastAsia="宋体"/>
                 <w:b w:val="0"/>
                 <w:color w:val="000000"/>
-                <w:sz w:val="21"/>
+                <w:sz w:val="20"/>
               </w:rPr>
               <w:t>2. 缺失值处理：舒张压训练集缺失 247 条、测试集缺失 49 条，使用训练集拟合的预处理流程填补，避免数据泄漏。</w:t>
             </w:r>
@@ -876,7 +876,7 @@
                 <w:rFonts w:ascii="宋体" w:hAnsi="宋体" w:eastAsia="宋体"/>
                 <w:b w:val="0"/>
                 <w:color w:val="000000"/>
-                <w:sz w:val="21"/>
+                <w:sz w:val="20"/>
               </w:rPr>
               <w:t>3. 模型训练：分别训练随机森林、LightGBM、CatBoost，并融合三个模型的预测概率。</w:t>
             </w:r>
@@ -888,7 +888,7 @@
                 <w:rFonts w:ascii="宋体" w:hAnsi="宋体" w:eastAsia="宋体"/>
                 <w:b w:val="0"/>
                 <w:color w:val="000000"/>
-                <w:sz w:val="21"/>
+                <w:sz w:val="20"/>
               </w:rPr>
               <w:t>4. 结果输出：保存验证指标、测试集预测概率、ROC 曲线和混淆矩阵。</w:t>
             </w:r>
@@ -929,7 +929,7 @@
                 <w:rFonts w:ascii="宋体" w:hAnsi="宋体" w:eastAsia="宋体"/>
                 <w:b w:val="0"/>
                 <w:color w:val="000000"/>
-                <w:sz w:val="21"/>
+                <w:sz w:val="20"/>
               </w:rPr>
               <w:t>本实验属于典型的结构化医学数据二分类任务。输入特征包括性别、出生年份、体重指数、糖尿病家族史、舒张压、口服耐糖量测试、胰岛素释放实验、肱三头肌皮褶厚度等，输出为是否患有糖尿病。由于不同字段量纲不同且存在少量缺失值，训练前需要先完成缺失值填补和必要的编码处理，并且预处理参数只能由训练集拟合得到，再应用到验证集和测试集。</w:t>
             </w:r>
@@ -941,7 +941,7 @@
                 <w:rFonts w:ascii="宋体" w:hAnsi="宋体" w:eastAsia="宋体"/>
                 <w:b w:val="0"/>
                 <w:color w:val="000000"/>
-                <w:sz w:val="21"/>
+                <w:sz w:val="20"/>
               </w:rPr>
               <w:t>随机森林是 Bagging 思想下的树模型集成方法。它通过有放回抽样构造多棵决策树，并在节点划分时随机选择部分特征，从而降低单棵决策树对样本扰动和噪声的敏感性。对于本实验这类特征数量不多、特征含义较明确的表格数据，随机森林可以作为稳定基线，帮助判断数据本身是否具备可分性。</w:t>
             </w:r>
@@ -953,7 +953,7 @@
                 <w:rFonts w:ascii="宋体" w:hAnsi="宋体" w:eastAsia="宋体"/>
                 <w:b w:val="0"/>
                 <w:color w:val="000000"/>
-                <w:sz w:val="21"/>
+                <w:sz w:val="20"/>
               </w:rPr>
               <w:t>LightGBM 和 CatBoost 都属于梯度提升树模型。梯度提升的核心思想是后一棵树拟合前面模型尚未解释好的残差，逐步降低损失函数。LightGBM 训练效率较高，适合快速获得强基线；CatBoost 对类别特征和非线性组合处理较友好，可以补充 LightGBM 和随机森林在样本划分上的差异。</w:t>
             </w:r>
@@ -965,7 +965,7 @@
                 <w:rFonts w:ascii="宋体" w:hAnsi="宋体" w:eastAsia="宋体"/>
                 <w:b w:val="0"/>
                 <w:color w:val="000000"/>
-                <w:sz w:val="21"/>
+                <w:sz w:val="20"/>
               </w:rPr>
               <w:t>软投票融合不直接选择某一个模型，而是把多个模型输出的糖尿病风险概率进行平均，再根据阈值得到最终类别。这样做的好处是降低单一模型偶然偏差，使最终预测更稳定。本实验同时使用 Accuracy、Precision、Recall、F1 和 AUC 评价模型，其中 Recall 更关注阳性样本检出能力，AUC 更关注风险概率排序能力。</w:t>
             </w:r>
@@ -1047,7 +1047,7 @@
                 <w:rFonts w:ascii="宋体" w:hAnsi="宋体" w:eastAsia="宋体"/>
                 <w:b w:val="0"/>
                 <w:color w:val="000000"/>
-                <w:sz w:val="21"/>
+                <w:sz w:val="20"/>
               </w:rPr>
               <w:t>1. 将 train.csv 和 test.csv 放入 diabetes_genetic_risk_monitoring/data。</w:t>
             </w:r>
@@ -1059,7 +1059,7 @@
                 <w:rFonts w:ascii="宋体" w:hAnsi="宋体" w:eastAsia="宋体"/>
                 <w:b w:val="0"/>
                 <w:color w:val="000000"/>
-                <w:sz w:val="21"/>
+                <w:sz w:val="20"/>
               </w:rPr>
               <w:t>2. 运行 run_diabetes_risk.py，完成数据读取、缺失值检查、预处理、训练验证划分和模型训练。</w:t>
             </w:r>
@@ -1071,7 +1071,7 @@
                 <w:rFonts w:ascii="宋体" w:hAnsi="宋体" w:eastAsia="宋体"/>
                 <w:b w:val="0"/>
                 <w:color w:val="000000"/>
-                <w:sz w:val="21"/>
+                <w:sz w:val="20"/>
               </w:rPr>
               <w:t>3. 分别评估随机森林、LightGBM、CatBoost 和软投票融合模型。</w:t>
             </w:r>
@@ -1083,7 +1083,7 @@
                 <w:rFonts w:ascii="宋体" w:hAnsi="宋体" w:eastAsia="宋体"/>
                 <w:b w:val="0"/>
                 <w:color w:val="000000"/>
-                <w:sz w:val="21"/>
+                <w:sz w:val="20"/>
               </w:rPr>
               <w:t>4. 在 PC 端和实验箱端各运行一次，整理输出文件到 outputs/pc 与 outputs/lab_box。</w:t>
             </w:r>
@@ -1095,18 +1095,18 @@
                 <w:rFonts w:ascii="宋体" w:hAnsi="宋体" w:eastAsia="宋体"/>
                 <w:b w:val="0"/>
                 <w:color w:val="000000"/>
-                <w:sz w:val="21"/>
-              </w:rPr>
-            </w:r>
-          </w:p>
-          <w:p>
-            <w:r/>
-            <w:r>
-              <w:rPr>
-                <w:rFonts w:ascii="宋体" w:hAnsi="宋体" w:eastAsia="宋体"/>
-                <w:b w:val="0"/>
-                <w:color w:val="000000"/>
-                <w:sz w:val="21"/>
+                <w:sz w:val="20"/>
+              </w:rPr>
+            </w:r>
+          </w:p>
+          <w:p>
+            <w:r/>
+            <w:r>
+              <w:rPr>
+                <w:rFonts w:ascii="宋体" w:hAnsi="宋体" w:eastAsia="宋体"/>
+                <w:b w:val="0"/>
+                <w:color w:val="000000"/>
+                <w:sz w:val="20"/>
               </w:rPr>
               <w:t>主要验证指标如下：</w:t>
             </w:r>
@@ -1118,7 +1118,7 @@
                 <w:rFonts w:ascii="宋体" w:hAnsi="宋体" w:eastAsia="宋体"/>
                 <w:b w:val="0"/>
                 <w:color w:val="000000"/>
-                <w:sz w:val="21"/>
+                <w:sz w:val="20"/>
               </w:rPr>
               <w:t xml:space="preserve">环境  | 模型       | Acc    | Prec   | Recall | F1     | AUC   </w:t>
             </w:r>
@@ -1130,7 +1130,7 @@
                 <w:rFonts w:ascii="宋体" w:hAnsi="宋体" w:eastAsia="宋体"/>
                 <w:b w:val="0"/>
                 <w:color w:val="000000"/>
-                <w:sz w:val="21"/>
+                <w:sz w:val="20"/>
               </w:rPr>
               <w:t>----+----------+--------+--------+--------+--------+-------</w:t>
             </w:r>
@@ -1142,7 +1142,7 @@
                 <w:rFonts w:ascii="宋体" w:hAnsi="宋体" w:eastAsia="宋体"/>
                 <w:b w:val="0"/>
                 <w:color w:val="000000"/>
-                <w:sz w:val="21"/>
+                <w:sz w:val="20"/>
               </w:rPr>
               <w:t>PC  | 随机森林     | 0.9586 | 0.9412 | 0.9509 | 0.9460 | 0.9905</w:t>
             </w:r>
@@ -1154,7 +1154,7 @@
                 <w:rFonts w:ascii="宋体" w:hAnsi="宋体" w:eastAsia="宋体"/>
                 <w:b w:val="0"/>
                 <w:color w:val="000000"/>
-                <w:sz w:val="21"/>
+                <w:sz w:val="20"/>
               </w:rPr>
               <w:t>PC  | LightGBM | 0.9576 | 0.9365 | 0.9535 | 0.9449 | 0.9932</w:t>
             </w:r>
@@ -1166,7 +1166,7 @@
                 <w:rFonts w:ascii="宋体" w:hAnsi="宋体" w:eastAsia="宋体"/>
                 <w:b w:val="0"/>
                 <w:color w:val="000000"/>
-                <w:sz w:val="21"/>
+                <w:sz w:val="20"/>
               </w:rPr>
               <w:t>PC  | CatBoost | 0.9596 | 0.9391 | 0.9561 | 0.9475 | 0.9917</w:t>
             </w:r>
@@ -1178,7 +1178,7 @@
                 <w:rFonts w:ascii="宋体" w:hAnsi="宋体" w:eastAsia="宋体"/>
                 <w:b w:val="0"/>
                 <w:color w:val="000000"/>
-                <w:sz w:val="21"/>
+                <w:sz w:val="20"/>
               </w:rPr>
               <w:t>PC  | 软投票融合    | 0.9596 | 0.9369 | 0.9587 | 0.9476 | 0.9921</w:t>
             </w:r>
@@ -1190,7 +1190,7 @@
                 <w:rFonts w:ascii="宋体" w:hAnsi="宋体" w:eastAsia="宋体"/>
                 <w:b w:val="0"/>
                 <w:color w:val="000000"/>
-                <w:sz w:val="21"/>
+                <w:sz w:val="20"/>
               </w:rPr>
               <w:t>实验箱 | 随机森林     | 0.9586 | 0.9412 | 0.9509 | 0.9460 | 0.9896</w:t>
             </w:r>
@@ -1202,7 +1202,7 @@
                 <w:rFonts w:ascii="宋体" w:hAnsi="宋体" w:eastAsia="宋体"/>
                 <w:b w:val="0"/>
                 <w:color w:val="000000"/>
-                <w:sz w:val="21"/>
+                <w:sz w:val="20"/>
               </w:rPr>
               <w:t>实验箱 | LightGBM | 0.9576 | 0.9365 | 0.9535 | 0.9449 | 0.9932</w:t>
             </w:r>
@@ -1214,7 +1214,7 @@
                 <w:rFonts w:ascii="宋体" w:hAnsi="宋体" w:eastAsia="宋体"/>
                 <w:b w:val="0"/>
                 <w:color w:val="000000"/>
-                <w:sz w:val="21"/>
+                <w:sz w:val="20"/>
               </w:rPr>
               <w:t>实验箱 | CatBoost | 0.9596 | 0.9391 | 0.9561 | 0.9475 | 0.9917</w:t>
             </w:r>
@@ -1226,7 +1226,7 @@
                 <w:rFonts w:ascii="宋体" w:hAnsi="宋体" w:eastAsia="宋体"/>
                 <w:b w:val="0"/>
                 <w:color w:val="000000"/>
-                <w:sz w:val="21"/>
+                <w:sz w:val="20"/>
               </w:rPr>
               <w:t>实验箱 | 软投票融合    | 0.9606 | 0.9370 | 0.9612 | 0.9490 | 0.9920</w:t>
             </w:r>
@@ -1238,18 +1238,18 @@
                 <w:rFonts w:ascii="宋体" w:hAnsi="宋体" w:eastAsia="宋体"/>
                 <w:b w:val="0"/>
                 <w:color w:val="000000"/>
-                <w:sz w:val="21"/>
-              </w:rPr>
-            </w:r>
-          </w:p>
-          <w:p>
-            <w:r/>
-            <w:r>
-              <w:rPr>
-                <w:rFonts w:ascii="宋体" w:hAnsi="宋体" w:eastAsia="宋体"/>
-                <w:b w:val="0"/>
-                <w:color w:val="000000"/>
-                <w:sz w:val="21"/>
+                <w:sz w:val="20"/>
+              </w:rPr>
+            </w:r>
+          </w:p>
+          <w:p>
+            <w:r/>
+            <w:r>
+              <w:rPr>
+                <w:rFonts w:ascii="宋体" w:hAnsi="宋体" w:eastAsia="宋体"/>
+                <w:b w:val="0"/>
+                <w:color w:val="000000"/>
+                <w:sz w:val="20"/>
               </w:rPr>
               <w:t>实验箱端软投票融合结果最好：Accuracy=0.9606，Recall=0.9612，F1=0.9490，AUC=0.9920。</w:t>
             </w:r>
@@ -1449,33 +1449,69 @@
                 <w:rFonts w:ascii="宋体" w:hAnsi="宋体" w:eastAsia="宋体"/>
                 <w:b w:val="0"/>
                 <w:color w:val="000000"/>
-                <w:sz w:val="21"/>
-              </w:rPr>
-              <w:t>1. 为什么要避免数据泄漏？答：本实验的缺失值填补、编码和标准化都只在训练集上拟合，再用于验证集和测试集。这样验证结果才比较可信，不会因为提前看到了测试数据而变得虚高。</w:t>
-            </w:r>
-          </w:p>
-          <w:p>
-            <w:r/>
-            <w:r>
-              <w:rPr>
-                <w:rFonts w:ascii="宋体" w:hAnsi="宋体" w:eastAsia="宋体"/>
-                <w:b w:val="0"/>
-                <w:color w:val="000000"/>
-                <w:sz w:val="21"/>
-              </w:rPr>
-              <w:t>2. 为什么没有直接用深度学习，而是选择树模型？答：这个数据集是表格型医学数据，字段数量不多，树模型比直接上深度学习更合适。随机森林比较稳，LightGBM 的 AUC 最好，CatBoost 也很接近，所以没有只看一个模型。</w:t>
-            </w:r>
-          </w:p>
-          <w:p>
-            <w:r/>
-            <w:r>
-              <w:rPr>
-                <w:rFonts w:ascii="宋体" w:hAnsi="宋体" w:eastAsia="宋体"/>
-                <w:b w:val="0"/>
-                <w:color w:val="000000"/>
-                <w:sz w:val="21"/>
-              </w:rPr>
-              <w:t>3. 最终应该采用哪个模型？答：最后更适合采用软投票融合。实验箱端软投票 Accuracy 为 0.9606，Recall 为 0.9612，F1 为 0.9490，阳性样本检出效果比较好。</w:t>
+                <w:sz w:val="20"/>
+              </w:rPr>
+              <w:t>1. 为什么要避免数据泄漏？</w:t>
+            </w:r>
+          </w:p>
+          <w:p>
+            <w:r/>
+            <w:r>
+              <w:rPr>
+                <w:rFonts w:ascii="宋体" w:hAnsi="宋体" w:eastAsia="宋体"/>
+                <w:b w:val="0"/>
+                <w:color w:val="000000"/>
+                <w:sz w:val="20"/>
+              </w:rPr>
+              <w:t>答案：本实验的缺失值填补、编码和标准化都只在训练集上拟合，再用于验证集和测试集。这样验证结果才比较可信，不会因为提前看到了测试数据而变得虚高。</w:t>
+            </w:r>
+          </w:p>
+          <w:p>
+            <w:r/>
+            <w:r>
+              <w:rPr>
+                <w:rFonts w:ascii="宋体" w:hAnsi="宋体" w:eastAsia="宋体"/>
+                <w:b w:val="0"/>
+                <w:color w:val="000000"/>
+                <w:sz w:val="20"/>
+              </w:rPr>
+              <w:t>2. 为什么没有直接用深度学习，而是选择树模型？</w:t>
+            </w:r>
+          </w:p>
+          <w:p>
+            <w:r/>
+            <w:r>
+              <w:rPr>
+                <w:rFonts w:ascii="宋体" w:hAnsi="宋体" w:eastAsia="宋体"/>
+                <w:b w:val="0"/>
+                <w:color w:val="000000"/>
+                <w:sz w:val="20"/>
+              </w:rPr>
+              <w:t>答案：这个数据集是表格型医学数据，字段数量不多，树模型比直接上深度学习更合适。随机森林比较稳，LightGBM 的 AUC 最好，CatBoost 也很接近，所以没有只看一个模型。</w:t>
+            </w:r>
+          </w:p>
+          <w:p>
+            <w:r/>
+            <w:r>
+              <w:rPr>
+                <w:rFonts w:ascii="宋体" w:hAnsi="宋体" w:eastAsia="宋体"/>
+                <w:b w:val="0"/>
+                <w:color w:val="000000"/>
+                <w:sz w:val="20"/>
+              </w:rPr>
+              <w:t>3. 最终应该采用哪个模型？</w:t>
+            </w:r>
+          </w:p>
+          <w:p>
+            <w:r/>
+            <w:r>
+              <w:rPr>
+                <w:rFonts w:ascii="宋体" w:hAnsi="宋体" w:eastAsia="宋体"/>
+                <w:b w:val="0"/>
+                <w:color w:val="000000"/>
+                <w:sz w:val="20"/>
+              </w:rPr>
+              <w:t>答案：最后更适合采用软投票融合。实验箱端软投票 Accuracy 为 0.9606，Recall 为 0.9612，F1 为 0.9490，阳性样本检出效果比较好。</w:t>
             </w:r>
           </w:p>
         </w:tc>
@@ -1513,7 +1549,7 @@
                 <w:rFonts w:ascii="宋体" w:hAnsi="宋体" w:eastAsia="宋体"/>
                 <w:b w:val="0"/>
                 <w:color w:val="000000"/>
-                <w:sz w:val="21"/>
+                <w:sz w:val="20"/>
               </w:rPr>
               <w:t>本次实验不是单纯把代码跑通，而是把一个结构化医学数据任务从 Windows 端整理到实验箱端完整复现了一遍。最开始遇到的问题主要集中在数据和目录上：原始文件名、输出文件夹和实验箱路径不统一，容易出现脚本找不到 train.csv、test.csv 或者结果文件分散的问题。因此我们先把项目整理成 diabetes_genetic_risk_monitoring 这样的英文目录，把 data、outputs/pc、outputs/lab_box 分开，后面再通过 GitHub 同步，实验箱 clone 后结构就清楚很多。</w:t>
             </w:r>
@@ -1525,7 +1561,7 @@
                 <w:rFonts w:ascii="宋体" w:hAnsi="宋体" w:eastAsia="宋体"/>
                 <w:b w:val="0"/>
                 <w:color w:val="000000"/>
-                <w:sz w:val="21"/>
+                <w:sz w:val="20"/>
               </w:rPr>
               <w:t>建模过程中我体会比较深的是，结构化医学数据不一定需要一开始就上很复杂的深度学习模型。这个任务的字段都是表格特征，样本量也不算特别大，随机森林、LightGBM、CatBoost 这类树模型更合适，训练速度快，可解释性也更容易讲清楚。随机森林提供稳定基线，LightGBM 的 AUC 最高，说明概率排序能力强；CatBoost 表现也很接近。最后采用软投票，是因为它综合了三种模型的概率输出，实验箱端 F1 达到 0.9490，Recall 也达到 0.9612，说明对糖尿病阳性样本的检出更充分。</w:t>
             </w:r>
@@ -1537,7 +1573,7 @@
                 <w:rFonts w:ascii="宋体" w:hAnsi="宋体" w:eastAsia="宋体"/>
                 <w:b w:val="0"/>
                 <w:color w:val="000000"/>
-                <w:sz w:val="21"/>
+                <w:sz w:val="20"/>
               </w:rPr>
               <w:t>实验里还提醒我，数据泄漏是机器学习实验中很容易忽略但很关键的问题。舒张压在训练集和测试集中都有缺失，如果在全数据上一起拟合填补规则，验证结果可能会被人为抬高。因此预处理流程必须只用训练集拟合，再应用到其他数据。PC 端和实验箱端结果基本一致，也说明迁移包、依赖说明和输出整理是有效的。相比只追求一个高指标，这次实验让我更理解完整实验流程的重要性：数据检查、模型选择、环境迁移和结果复核都要能解释清楚，报告才真实可信。</w:t>
             </w:r>
